--- a/public/templates/مطالبة_مالية.docx
+++ b/public/templates/مطالبة_مالية.docx
@@ -199,7 +199,29 @@
           <w:szCs w:val="28"/>
           <w:rtl/>
         </w:rPr>
-        <w:t xml:space="preserve">             </w:t>
+        <w:t xml:space="preserve">         </w:t>
+      </w:r>
+      <w:r>
+        <w:rPr>
+          <w:rFonts w:hint="cs"/>
+          <w:b/>
+          <w:bCs/>
+          <w:sz w:val="28"/>
+          <w:szCs w:val="28"/>
+          <w:rtl/>
+        </w:rPr>
+        <w:t xml:space="preserve"> </w:t>
+      </w:r>
+      <w:r>
+        <w:rPr>
+          <w:rFonts w:hint="cs"/>
+          <w:b/>
+          <w:bCs/>
+          <w:sz w:val="28"/>
+          <w:szCs w:val="28"/>
+          <w:rtl/>
+        </w:rPr>
+        <w:t xml:space="preserve">    </w:t>
       </w:r>
       <w:r>
         <w:rPr>
@@ -289,7 +311,29 @@
           <w:szCs w:val="28"/>
           <w:rtl/>
         </w:rPr>
-        <w:t xml:space="preserve">    </w:t>
+        <w:t xml:space="preserve">  </w:t>
+      </w:r>
+      <w:r>
+        <w:rPr>
+          <w:rFonts w:hint="cs"/>
+          <w:b/>
+          <w:bCs/>
+          <w:sz w:val="28"/>
+          <w:szCs w:val="28"/>
+          <w:rtl/>
+        </w:rPr>
+        <w:t xml:space="preserve">        </w:t>
+      </w:r>
+      <w:r>
+        <w:rPr>
+          <w:rFonts w:hint="cs"/>
+          <w:b/>
+          <w:bCs/>
+          <w:sz w:val="28"/>
+          <w:szCs w:val="28"/>
+          <w:rtl/>
+        </w:rPr>
+        <w:t xml:space="preserve">  </w:t>
       </w:r>
       <w:r>
         <w:rPr>
@@ -749,14 +793,71 @@
     <w:p>
       <w:pPr>
         <w:pStyle w:val="ListParagraph"/>
-        <w:rPr>
-          <w:b/>
-          <w:bCs/>
-          <w:sz w:val="28"/>
-          <w:szCs w:val="28"/>
-          <w:rtl/>
-        </w:rPr>
-      </w:pPr>
+        <w:tabs>
+          <w:tab w:val="left" w:pos="4245"/>
+        </w:tabs>
+        <w:rPr>
+          <w:b/>
+          <w:bCs/>
+          <w:sz w:val="28"/>
+          <w:szCs w:val="28"/>
+          <w:rtl/>
+        </w:rPr>
+      </w:pPr>
+      <w:r>
+        <w:rPr>
+          <w:rFonts w:ascii="Courier New" w:hAnsi="Courier New" w:cs="Courier New"/>
+          <w:color w:val="3F3F46"/>
+          <w:sz w:val="18"/>
+          <w:szCs w:val="18"/>
+          <w:shd w:val="clear" w:color="auto" w:fill="F7F4ED"/>
+        </w:rPr>
+        <w:t>{{member1_</w:t>
+      </w:r>
+      <w:proofErr w:type="gramStart"/>
+      <w:r>
+        <w:rPr>
+          <w:rFonts w:ascii="Courier New" w:hAnsi="Courier New" w:cs="Courier New"/>
+          <w:color w:val="3F3F46"/>
+          <w:sz w:val="18"/>
+          <w:szCs w:val="18"/>
+          <w:shd w:val="clear" w:color="auto" w:fill="F7F4ED"/>
+        </w:rPr>
+        <w:t>name}</w:t>
+      </w:r>
+      <w:r>
+        <w:rPr>
+          <w:rFonts w:ascii="Courier New" w:hAnsi="Courier New" w:cs="Courier New" w:hint="cs"/>
+          <w:color w:val="3F3F46"/>
+          <w:sz w:val="18"/>
+          <w:szCs w:val="18"/>
+          <w:shd w:val="clear" w:color="auto" w:fill="F7F4ED"/>
+          <w:rtl/>
+        </w:rPr>
+        <w:t xml:space="preserve">   </w:t>
+      </w:r>
+      <w:proofErr w:type="gramEnd"/>
+      <w:r>
+        <w:rPr>
+          <w:rFonts w:ascii="Courier New" w:hAnsi="Courier New" w:cs="Courier New" w:hint="cs"/>
+          <w:color w:val="3F3F46"/>
+          <w:sz w:val="18"/>
+          <w:szCs w:val="18"/>
+          <w:shd w:val="clear" w:color="auto" w:fill="F7F4ED"/>
+          <w:rtl/>
+        </w:rPr>
+        <w:t xml:space="preserve">            </w:t>
+      </w:r>
+      <w:r>
+        <w:rPr>
+          <w:rFonts w:ascii="Courier New" w:hAnsi="Courier New" w:cs="Courier New"/>
+          <w:color w:val="3F3F46"/>
+          <w:sz w:val="18"/>
+          <w:szCs w:val="18"/>
+          <w:shd w:val="clear" w:color="auto" w:fill="F7F4ED"/>
+        </w:rPr>
+        <w:t>{{member2_name}}</w:t>
+      </w:r>
     </w:p>
     <w:p>
       <w:pPr>
@@ -779,7 +880,7 @@
           <w:szCs w:val="28"/>
           <w:rtl/>
         </w:rPr>
-        <w:t>مصدق مدير المدرسة</w:t>
+        <w:t>مدير المدرسة</w:t>
       </w:r>
     </w:p>
     <w:p>
@@ -802,8 +903,85 @@
           <w:szCs w:val="28"/>
           <w:rtl/>
         </w:rPr>
-        <w:t xml:space="preserve">                                                                                      </w:t>
-      </w:r>
+        <w:t xml:space="preserve">                                           </w:t>
+      </w:r>
+      <w:r>
+        <w:rPr>
+          <w:rFonts w:hint="cs"/>
+          <w:b/>
+          <w:bCs/>
+          <w:sz w:val="28"/>
+          <w:szCs w:val="28"/>
+          <w:rtl/>
+        </w:rPr>
+        <w:t xml:space="preserve">                                           </w:t>
+      </w:r>
+      <w:r>
+        <w:rPr>
+          <w:rFonts w:hint="cs"/>
+          <w:b/>
+          <w:bCs/>
+          <w:sz w:val="28"/>
+          <w:szCs w:val="28"/>
+          <w:rtl/>
+        </w:rPr>
+        <w:t xml:space="preserve"> </w:t>
+      </w:r>
+      <w:r>
+        <w:rPr>
+          <w:rFonts w:ascii="Courier New" w:hAnsi="Courier New" w:cs="Courier New"/>
+          <w:color w:val="3F3F46"/>
+          <w:sz w:val="18"/>
+          <w:szCs w:val="18"/>
+          <w:shd w:val="clear" w:color="auto" w:fill="F7F4ED"/>
+        </w:rPr>
+        <w:t>{{</w:t>
+      </w:r>
+      <w:proofErr w:type="spellStart"/>
+      <w:r>
+        <w:rPr>
+          <w:rFonts w:ascii="Courier New" w:hAnsi="Courier New" w:cs="Courier New"/>
+          <w:color w:val="3F3F46"/>
+          <w:sz w:val="18"/>
+          <w:szCs w:val="18"/>
+          <w:shd w:val="clear" w:color="auto" w:fill="F7F4ED"/>
+        </w:rPr>
+        <w:t>director_name</w:t>
+      </w:r>
+      <w:proofErr w:type="spellEnd"/>
+      <w:r>
+        <w:rPr>
+          <w:rFonts w:ascii="Courier New" w:hAnsi="Courier New" w:cs="Courier New"/>
+          <w:color w:val="3F3F46"/>
+          <w:sz w:val="18"/>
+          <w:szCs w:val="18"/>
+          <w:shd w:val="clear" w:color="auto" w:fill="F7F4ED"/>
+        </w:rPr>
+        <w:t>}}</w:t>
+      </w:r>
+      <w:r>
+        <w:rPr>
+          <w:rFonts w:hint="cs"/>
+          <w:b/>
+          <w:bCs/>
+          <w:sz w:val="28"/>
+          <w:szCs w:val="28"/>
+          <w:rtl/>
+        </w:rPr>
+        <w:t xml:space="preserve">                                          </w:t>
+      </w:r>
+    </w:p>
+    <w:p>
+      <w:pPr>
+        <w:pStyle w:val="ListParagraph"/>
+        <w:jc w:val="center"/>
+        <w:rPr>
+          <w:b/>
+          <w:bCs/>
+          <w:sz w:val="28"/>
+          <w:szCs w:val="28"/>
+        </w:rPr>
+      </w:pPr>
     </w:p>
     <w:sectPr>
       <w:pgSz w:w="12240" w:h="15840"/>

--- a/public/templates/مطالبة_مالية.docx
+++ b/public/templates/مطالبة_مالية.docx
@@ -118,6 +118,16 @@
         </w:rPr>
         <w:t xml:space="preserve">مديرية التربية والتعليم </w:t>
       </w:r>
+      <w:r>
+        <w:rPr>
+          <w:rFonts w:ascii="Courier New" w:hAnsi="Courier New" w:cs="Courier New"/>
+          <w:color w:val="3F3F46"/>
+          <w:sz w:val="24"/>
+          <w:szCs w:val="24"/>
+          <w:shd w:val="clear" w:color="auto" w:fill="F7F4ED"/>
+        </w:rPr>
+        <w:t>{{directorate}}</w:t>
+      </w:r>
     </w:p>
     <w:p>
       <w:pPr>
@@ -221,7 +231,29 @@
           <w:szCs w:val="28"/>
           <w:rtl/>
         </w:rPr>
-        <w:t xml:space="preserve">    </w:t>
+        <w:t xml:space="preserve">  </w:t>
+      </w:r>
+      <w:r>
+        <w:rPr>
+          <w:rFonts w:hint="cs"/>
+          <w:b/>
+          <w:bCs/>
+          <w:sz w:val="28"/>
+          <w:szCs w:val="28"/>
+          <w:rtl/>
+        </w:rPr>
+        <w:t xml:space="preserve">   </w:t>
+      </w:r>
+      <w:r>
+        <w:rPr>
+          <w:rFonts w:hint="cs"/>
+          <w:b/>
+          <w:bCs/>
+          <w:sz w:val="28"/>
+          <w:szCs w:val="28"/>
+          <w:rtl/>
+        </w:rPr>
+        <w:t xml:space="preserve">  </w:t>
       </w:r>
       <w:r>
         <w:rPr>
@@ -252,17 +284,17 @@
         <w:rPr>
           <w:b/>
           <w:bCs/>
-          <w:sz w:val="28"/>
-          <w:szCs w:val="28"/>
-          <w:rtl/>
-        </w:rPr>
-      </w:pPr>
-      <w:r>
-        <w:rPr>
-          <w:rFonts w:ascii="Courier New" w:hAnsi="Courier New" w:cs="Courier New"/>
-          <w:color w:val="3F3F46"/>
-          <w:sz w:val="18"/>
-          <w:szCs w:val="18"/>
+          <w:sz w:val="24"/>
+          <w:szCs w:val="24"/>
+          <w:rtl/>
+        </w:rPr>
+      </w:pPr>
+      <w:r>
+        <w:rPr>
+          <w:rFonts w:ascii="Courier New" w:hAnsi="Courier New" w:cs="Courier New"/>
+          <w:color w:val="3F3F46"/>
+          <w:sz w:val="24"/>
+          <w:szCs w:val="24"/>
           <w:shd w:val="clear" w:color="auto" w:fill="F7F4ED"/>
         </w:rPr>
         <w:t>{{</w:t>
@@ -272,8 +304,8 @@
         <w:rPr>
           <w:rFonts w:ascii="Courier New" w:hAnsi="Courier New" w:cs="Courier New"/>
           <w:color w:val="3F3F46"/>
-          <w:sz w:val="18"/>
-          <w:szCs w:val="18"/>
+          <w:sz w:val="24"/>
+          <w:szCs w:val="24"/>
           <w:shd w:val="clear" w:color="auto" w:fill="F7F4ED"/>
         </w:rPr>
         <w:t>amount_fils</w:t>
@@ -284,8 +316,8 @@
         <w:rPr>
           <w:rFonts w:ascii="Courier New" w:hAnsi="Courier New" w:cs="Courier New"/>
           <w:color w:val="3F3F46"/>
-          <w:sz w:val="18"/>
-          <w:szCs w:val="18"/>
+          <w:sz w:val="24"/>
+          <w:szCs w:val="24"/>
           <w:shd w:val="clear" w:color="auto" w:fill="F7F4ED"/>
         </w:rPr>
         <w:t>}}</w:t>
@@ -295,8 +327,8 @@
           <w:rFonts w:hint="cs"/>
           <w:b/>
           <w:bCs/>
-          <w:sz w:val="28"/>
-          <w:szCs w:val="28"/>
+          <w:sz w:val="24"/>
+          <w:szCs w:val="24"/>
           <w:rtl/>
         </w:rPr>
         <w:t xml:space="preserve">   </w:t>
@@ -307,8 +339,8 @@
           <w:rFonts w:hint="cs"/>
           <w:b/>
           <w:bCs/>
-          <w:sz w:val="28"/>
-          <w:szCs w:val="28"/>
+          <w:sz w:val="24"/>
+          <w:szCs w:val="24"/>
           <w:rtl/>
         </w:rPr>
         <w:t xml:space="preserve">  </w:t>
@@ -318,8 +350,8 @@
           <w:rFonts w:hint="cs"/>
           <w:b/>
           <w:bCs/>
-          <w:sz w:val="28"/>
-          <w:szCs w:val="28"/>
+          <w:sz w:val="24"/>
+          <w:szCs w:val="24"/>
           <w:rtl/>
         </w:rPr>
         <w:t xml:space="preserve">        </w:t>
@@ -329,8 +361,8 @@
           <w:rFonts w:hint="cs"/>
           <w:b/>
           <w:bCs/>
-          <w:sz w:val="28"/>
-          <w:szCs w:val="28"/>
+          <w:sz w:val="24"/>
+          <w:szCs w:val="24"/>
           <w:rtl/>
         </w:rPr>
         <w:t xml:space="preserve">  </w:t>
@@ -339,8 +371,8 @@
         <w:rPr>
           <w:rFonts w:ascii="Courier New" w:hAnsi="Courier New" w:cs="Courier New"/>
           <w:color w:val="3F3F46"/>
-          <w:sz w:val="18"/>
-          <w:szCs w:val="18"/>
+          <w:sz w:val="24"/>
+          <w:szCs w:val="24"/>
           <w:shd w:val="clear" w:color="auto" w:fill="F7F4ED"/>
         </w:rPr>
         <w:t>{{</w:t>
@@ -350,8 +382,8 @@
         <w:rPr>
           <w:rFonts w:ascii="Courier New" w:hAnsi="Courier New" w:cs="Courier New"/>
           <w:color w:val="3F3F46"/>
-          <w:sz w:val="18"/>
-          <w:szCs w:val="18"/>
+          <w:sz w:val="24"/>
+          <w:szCs w:val="24"/>
           <w:shd w:val="clear" w:color="auto" w:fill="F7F4ED"/>
         </w:rPr>
         <w:t>amount_dinars</w:t>
@@ -361,8 +393,8 @@
         <w:rPr>
           <w:rFonts w:ascii="Courier New" w:hAnsi="Courier New" w:cs="Courier New"/>
           <w:color w:val="3F3F46"/>
-          <w:sz w:val="18"/>
-          <w:szCs w:val="18"/>
+          <w:sz w:val="24"/>
+          <w:szCs w:val="24"/>
           <w:shd w:val="clear" w:color="auto" w:fill="F7F4ED"/>
         </w:rPr>
         <w:t>}}</w:t>
@@ -393,8 +425,8 @@
         <w:rPr>
           <w:rFonts w:ascii="Courier New" w:hAnsi="Courier New" w:cs="Courier New"/>
           <w:color w:val="3F3F46"/>
-          <w:sz w:val="18"/>
-          <w:szCs w:val="18"/>
+          <w:sz w:val="24"/>
+          <w:szCs w:val="24"/>
           <w:shd w:val="clear" w:color="auto" w:fill="F7F4ED"/>
         </w:rPr>
         <w:t>{{school}}</w:t>
@@ -451,17 +483,17 @@
         <w:rPr>
           <w:b/>
           <w:bCs/>
-          <w:sz w:val="28"/>
-          <w:szCs w:val="28"/>
-          <w:rtl/>
-        </w:rPr>
-      </w:pPr>
-      <w:r>
-        <w:rPr>
-          <w:rFonts w:ascii="Courier New" w:hAnsi="Courier New" w:cs="Courier New"/>
-          <w:color w:val="3F3F46"/>
-          <w:sz w:val="18"/>
-          <w:szCs w:val="18"/>
+          <w:sz w:val="24"/>
+          <w:szCs w:val="24"/>
+          <w:rtl/>
+        </w:rPr>
+      </w:pPr>
+      <w:r>
+        <w:rPr>
+          <w:rFonts w:ascii="Courier New" w:hAnsi="Courier New" w:cs="Courier New"/>
+          <w:color w:val="3F3F46"/>
+          <w:sz w:val="24"/>
+          <w:szCs w:val="24"/>
           <w:shd w:val="clear" w:color="auto" w:fill="F7F4ED"/>
         </w:rPr>
         <w:t>{{</w:t>
@@ -471,8 +503,8 @@
         <w:rPr>
           <w:rFonts w:ascii="Courier New" w:hAnsi="Courier New" w:cs="Courier New"/>
           <w:color w:val="3F3F46"/>
-          <w:sz w:val="18"/>
-          <w:szCs w:val="18"/>
+          <w:sz w:val="24"/>
+          <w:szCs w:val="24"/>
           <w:shd w:val="clear" w:color="auto" w:fill="F7F4ED"/>
         </w:rPr>
         <w:t>amount_fils</w:t>
@@ -482,8 +514,8 @@
         <w:rPr>
           <w:rFonts w:ascii="Courier New" w:hAnsi="Courier New" w:cs="Courier New"/>
           <w:color w:val="3F3F46"/>
-          <w:sz w:val="18"/>
-          <w:szCs w:val="18"/>
+          <w:sz w:val="24"/>
+          <w:szCs w:val="24"/>
           <w:shd w:val="clear" w:color="auto" w:fill="F7F4ED"/>
         </w:rPr>
         <w:t>}}</w:t>
@@ -522,46 +554,69 @@
           <w:szCs w:val="28"/>
           <w:rtl/>
         </w:rPr>
-        <w:t xml:space="preserve">                    </w:t>
-      </w:r>
-      <w:r>
-        <w:rPr>
-          <w:rFonts w:hint="cs"/>
-          <w:b/>
-          <w:bCs/>
-          <w:sz w:val="28"/>
-          <w:szCs w:val="28"/>
-          <w:rtl/>
-        </w:rPr>
-        <w:t xml:space="preserve"> الاسم:</w:t>
-      </w:r>
-      <w:r>
-        <w:rPr>
-          <w:rFonts w:ascii="Courier New" w:hAnsi="Courier New" w:cs="Courier New"/>
-          <w:color w:val="3F3F46"/>
-          <w:sz w:val="18"/>
-          <w:szCs w:val="18"/>
-          <w:shd w:val="clear" w:color="auto" w:fill="F7F4ED"/>
-        </w:rPr>
-        <w:t xml:space="preserve"> </w:t>
-      </w:r>
-      <w:r>
-        <w:rPr>
-          <w:rFonts w:ascii="Courier New" w:hAnsi="Courier New" w:cs="Courier New"/>
-          <w:color w:val="3F3F46"/>
-          <w:sz w:val="18"/>
-          <w:szCs w:val="18"/>
-          <w:shd w:val="clear" w:color="auto" w:fill="F7F4ED"/>
-        </w:rPr>
-        <w:t>{{</w:t>
+        <w:t xml:space="preserve">                  </w:t>
+      </w:r>
+      <w:r>
+        <w:rPr>
+          <w:rFonts w:hint="cs"/>
+          <w:b/>
+          <w:bCs/>
+          <w:sz w:val="28"/>
+          <w:szCs w:val="28"/>
+          <w:rtl/>
+        </w:rPr>
+        <w:t xml:space="preserve">       </w:t>
+      </w:r>
+      <w:r>
+        <w:rPr>
+          <w:rFonts w:hint="cs"/>
+          <w:b/>
+          <w:bCs/>
+          <w:sz w:val="28"/>
+          <w:szCs w:val="28"/>
+          <w:rtl/>
+        </w:rPr>
+        <w:t xml:space="preserve">  </w:t>
+      </w:r>
+      <w:r>
+        <w:rPr>
+          <w:rFonts w:hint="cs"/>
+          <w:b/>
+          <w:bCs/>
+          <w:sz w:val="28"/>
+          <w:szCs w:val="28"/>
+          <w:rtl/>
+        </w:rPr>
+        <w:t xml:space="preserve"> الاسم</w:t>
+      </w:r>
+      <w:r>
+        <w:rPr>
+          <w:rFonts w:hint="cs"/>
+          <w:b/>
+          <w:bCs/>
+          <w:sz w:val="24"/>
+          <w:szCs w:val="24"/>
+          <w:rtl/>
+        </w:rPr>
+        <w:t>:</w:t>
+      </w:r>
+      <w:r>
+        <w:rPr>
+          <w:rFonts w:ascii="Courier New" w:hAnsi="Courier New" w:cs="Courier New"/>
+          <w:color w:val="3F3F46"/>
+          <w:sz w:val="24"/>
+          <w:szCs w:val="24"/>
+          <w:shd w:val="clear" w:color="auto" w:fill="F7F4ED"/>
+        </w:rPr>
+        <w:t xml:space="preserve"> {{</w:t>
       </w:r>
       <w:proofErr w:type="spellStart"/>
       <w:r>
         <w:rPr>
           <w:rFonts w:ascii="Courier New" w:hAnsi="Courier New" w:cs="Courier New"/>
           <w:color w:val="3F3F46"/>
-          <w:sz w:val="18"/>
-          <w:szCs w:val="18"/>
+          <w:sz w:val="24"/>
+          <w:szCs w:val="24"/>
           <w:shd w:val="clear" w:color="auto" w:fill="F7F4ED"/>
         </w:rPr>
         <w:t>recipient_name</w:t>
@@ -571,8 +626,8 @@
         <w:rPr>
           <w:rFonts w:ascii="Courier New" w:hAnsi="Courier New" w:cs="Courier New"/>
           <w:color w:val="3F3F46"/>
-          <w:sz w:val="18"/>
-          <w:szCs w:val="18"/>
+          <w:sz w:val="24"/>
+          <w:szCs w:val="24"/>
           <w:shd w:val="clear" w:color="auto" w:fill="F7F4ED"/>
         </w:rPr>
         <w:t>}}</w:t>
@@ -668,8 +723,8 @@
         <w:rPr>
           <w:rFonts w:ascii="Courier New" w:hAnsi="Courier New" w:cs="Courier New"/>
           <w:color w:val="3F3F46"/>
-          <w:sz w:val="18"/>
-          <w:szCs w:val="18"/>
+          <w:sz w:val="24"/>
+          <w:szCs w:val="24"/>
           <w:shd w:val="clear" w:color="auto" w:fill="F7F4ED"/>
         </w:rPr>
         <w:t>{{</w:t>
@@ -679,8 +734,8 @@
         <w:rPr>
           <w:rFonts w:ascii="Courier New" w:hAnsi="Courier New" w:cs="Courier New"/>
           <w:color w:val="3F3F46"/>
-          <w:sz w:val="18"/>
-          <w:szCs w:val="18"/>
+          <w:sz w:val="24"/>
+          <w:szCs w:val="24"/>
           <w:shd w:val="clear" w:color="auto" w:fill="F7F4ED"/>
         </w:rPr>
         <w:t>check_number</w:t>
@@ -690,8 +745,8 @@
         <w:rPr>
           <w:rFonts w:ascii="Courier New" w:hAnsi="Courier New" w:cs="Courier New"/>
           <w:color w:val="3F3F46"/>
-          <w:sz w:val="18"/>
-          <w:szCs w:val="18"/>
+          <w:sz w:val="24"/>
+          <w:szCs w:val="24"/>
           <w:shd w:val="clear" w:color="auto" w:fill="F7F4ED"/>
         </w:rPr>
         <w:t>}}</w:t>
@@ -775,7 +830,29 @@
           <w:szCs w:val="28"/>
           <w:rtl/>
         </w:rPr>
-        <w:t>عضو لجنة مالية1                     عضو لجنة مالية2</w:t>
+        <w:t xml:space="preserve">عضو لجنة مالية1                  </w:t>
+      </w:r>
+      <w:r>
+        <w:rPr>
+          <w:rFonts w:hint="cs"/>
+          <w:b/>
+          <w:bCs/>
+          <w:sz w:val="28"/>
+          <w:szCs w:val="28"/>
+          <w:rtl/>
+        </w:rPr>
+        <w:t xml:space="preserve">   </w:t>
+      </w:r>
+      <w:r>
+        <w:rPr>
+          <w:rFonts w:hint="cs"/>
+          <w:b/>
+          <w:bCs/>
+          <w:sz w:val="28"/>
+          <w:szCs w:val="28"/>
+          <w:rtl/>
+        </w:rPr>
+        <w:t xml:space="preserve">   عضو لجنة مالية2</w:t>
       </w:r>
     </w:p>
     <w:p>
@@ -799,17 +876,17 @@
         <w:rPr>
           <w:b/>
           <w:bCs/>
-          <w:sz w:val="28"/>
-          <w:szCs w:val="28"/>
-          <w:rtl/>
-        </w:rPr>
-      </w:pPr>
-      <w:r>
-        <w:rPr>
-          <w:rFonts w:ascii="Courier New" w:hAnsi="Courier New" w:cs="Courier New"/>
-          <w:color w:val="3F3F46"/>
-          <w:sz w:val="18"/>
-          <w:szCs w:val="18"/>
+          <w:sz w:val="24"/>
+          <w:szCs w:val="24"/>
+          <w:rtl/>
+        </w:rPr>
+      </w:pPr>
+      <w:r>
+        <w:rPr>
+          <w:rFonts w:ascii="Courier New" w:hAnsi="Courier New" w:cs="Courier New"/>
+          <w:color w:val="3F3F46"/>
+          <w:sz w:val="24"/>
+          <w:szCs w:val="24"/>
           <w:shd w:val="clear" w:color="auto" w:fill="F7F4ED"/>
         </w:rPr>
         <w:t>{{member1_</w:t>
@@ -819,8 +896,8 @@
         <w:rPr>
           <w:rFonts w:ascii="Courier New" w:hAnsi="Courier New" w:cs="Courier New"/>
           <w:color w:val="3F3F46"/>
-          <w:sz w:val="18"/>
-          <w:szCs w:val="18"/>
+          <w:sz w:val="24"/>
+          <w:szCs w:val="24"/>
           <w:shd w:val="clear" w:color="auto" w:fill="F7F4ED"/>
         </w:rPr>
         <w:t>name}</w:t>
@@ -829,8 +906,8 @@
         <w:rPr>
           <w:rFonts w:ascii="Courier New" w:hAnsi="Courier New" w:cs="Courier New" w:hint="cs"/>
           <w:color w:val="3F3F46"/>
-          <w:sz w:val="18"/>
-          <w:szCs w:val="18"/>
+          <w:sz w:val="24"/>
+          <w:szCs w:val="24"/>
           <w:shd w:val="clear" w:color="auto" w:fill="F7F4ED"/>
           <w:rtl/>
         </w:rPr>
@@ -841,8 +918,8 @@
         <w:rPr>
           <w:rFonts w:ascii="Courier New" w:hAnsi="Courier New" w:cs="Courier New" w:hint="cs"/>
           <w:color w:val="3F3F46"/>
-          <w:sz w:val="18"/>
-          <w:szCs w:val="18"/>
+          <w:sz w:val="24"/>
+          <w:szCs w:val="24"/>
           <w:shd w:val="clear" w:color="auto" w:fill="F7F4ED"/>
           <w:rtl/>
         </w:rPr>
@@ -852,8 +929,8 @@
         <w:rPr>
           <w:rFonts w:ascii="Courier New" w:hAnsi="Courier New" w:cs="Courier New"/>
           <w:color w:val="3F3F46"/>
-          <w:sz w:val="18"/>
-          <w:szCs w:val="18"/>
+          <w:sz w:val="24"/>
+          <w:szCs w:val="24"/>
           <w:shd w:val="clear" w:color="auto" w:fill="F7F4ED"/>
         </w:rPr>
         <w:t>{{member2_name}}</w:t>
@@ -890,17 +967,17 @@
         <w:rPr>
           <w:b/>
           <w:bCs/>
-          <w:sz w:val="28"/>
-          <w:szCs w:val="28"/>
-        </w:rPr>
-      </w:pPr>
-      <w:r>
-        <w:rPr>
-          <w:rFonts w:hint="cs"/>
-          <w:b/>
-          <w:bCs/>
-          <w:sz w:val="28"/>
-          <w:szCs w:val="28"/>
+          <w:sz w:val="24"/>
+          <w:szCs w:val="24"/>
+        </w:rPr>
+      </w:pPr>
+      <w:r>
+        <w:rPr>
+          <w:rFonts w:hint="cs"/>
+          <w:b/>
+          <w:bCs/>
+          <w:sz w:val="24"/>
+          <w:szCs w:val="24"/>
           <w:rtl/>
         </w:rPr>
         <w:t xml:space="preserve">                                           </w:t>
@@ -910,8 +987,8 @@
           <w:rFonts w:hint="cs"/>
           <w:b/>
           <w:bCs/>
-          <w:sz w:val="28"/>
-          <w:szCs w:val="28"/>
+          <w:sz w:val="24"/>
+          <w:szCs w:val="24"/>
           <w:rtl/>
         </w:rPr>
         <w:t xml:space="preserve">                                           </w:t>
@@ -921,8 +998,8 @@
           <w:rFonts w:hint="cs"/>
           <w:b/>
           <w:bCs/>
-          <w:sz w:val="28"/>
-          <w:szCs w:val="28"/>
+          <w:sz w:val="24"/>
+          <w:szCs w:val="24"/>
           <w:rtl/>
         </w:rPr>
         <w:t xml:space="preserve"> </w:t>
@@ -931,8 +1008,8 @@
         <w:rPr>
           <w:rFonts w:ascii="Courier New" w:hAnsi="Courier New" w:cs="Courier New"/>
           <w:color w:val="3F3F46"/>
-          <w:sz w:val="18"/>
-          <w:szCs w:val="18"/>
+          <w:sz w:val="24"/>
+          <w:szCs w:val="24"/>
           <w:shd w:val="clear" w:color="auto" w:fill="F7F4ED"/>
         </w:rPr>
         <w:t>{{</w:t>
@@ -942,8 +1019,8 @@
         <w:rPr>
           <w:rFonts w:ascii="Courier New" w:hAnsi="Courier New" w:cs="Courier New"/>
           <w:color w:val="3F3F46"/>
-          <w:sz w:val="18"/>
-          <w:szCs w:val="18"/>
+          <w:sz w:val="24"/>
+          <w:szCs w:val="24"/>
           <w:shd w:val="clear" w:color="auto" w:fill="F7F4ED"/>
         </w:rPr>
         <w:t>director_name</w:t>
@@ -953,8 +1030,8 @@
         <w:rPr>
           <w:rFonts w:ascii="Courier New" w:hAnsi="Courier New" w:cs="Courier New"/>
           <w:color w:val="3F3F46"/>
-          <w:sz w:val="18"/>
-          <w:szCs w:val="18"/>
+          <w:sz w:val="24"/>
+          <w:szCs w:val="24"/>
           <w:shd w:val="clear" w:color="auto" w:fill="F7F4ED"/>
         </w:rPr>
         <w:t>}}</w:t>
@@ -964,8 +1041,8 @@
           <w:rFonts w:hint="cs"/>
           <w:b/>
           <w:bCs/>
-          <w:sz w:val="28"/>
-          <w:szCs w:val="28"/>
+          <w:sz w:val="24"/>
+          <w:szCs w:val="24"/>
           <w:rtl/>
         </w:rPr>
         <w:t xml:space="preserve">                                          </w:t>
